--- a/Brief_Scout_Media_Strategic_Addendum.docx
+++ b/Brief_Scout_Media_Strategic_Addendum.docx
@@ -3492,7 +3492,7 @@
           <w:i w:val="0"/>
           <w:sz w:val="22"/>
         </w:rPr>
-        <w:t xml:space="preserve">. That is the strategic insight for Brief Scout Media: </w:t>
+        <w:t xml:space="preserve">. That is the strategic insight for Brief Scout Media Media: </w:t>
       </w:r>
       <w:r>
         <w:rPr>
@@ -3752,7 +3752,7 @@
                 <w:b w:val="0"/>
                 <w:sz w:val="17"/>
               </w:rPr>
-              <w:t>Rewrite in the Scout voice; verify facts</w:t>
+              <w:t>Rewrite in the Insider voice; verify facts</w:t>
             </w:r>
           </w:p>
         </w:tc>
@@ -4239,7 +4239,7 @@
         <w:rPr>
           <w:sz w:val="21"/>
         </w:rPr>
-        <w:t xml:space="preserve"> As inboxes fill with AI sludge, a visibly human, opinionated, fact-checked Scout stands out. 'Written by a real Chattanoogan who actually went there' becomes a selling point.</w:t>
+        <w:t xml:space="preserve"> As inboxes fill with AI sludge, a visibly human, opinionated, fact-checked Insider stands out. 'Written by a real Chattanoogan who actually went there' becomes a selling point.</w:t>
       </w:r>
     </w:p>
     <w:p>
@@ -4279,7 +4279,7 @@
           <w:i w:val="0"/>
           <w:sz w:val="22"/>
         </w:rPr>
-        <w:t xml:space="preserve"> never auto-publish; every issue is human-edited and fact-checked; AI is a drafting and ops tool, not the byline; be transparent with readers about how the Scout is made; protect the voice above all. The promise is human judgment, advertiser-free — AI just removes the drudgery that gets in its way.</w:t>
+        <w:t xml:space="preserve"> never auto-publish; every issue is human-edited and fact-checked; AI is a drafting and ops tool, not the byline; be transparent with readers about how the Insider is made; protect the voice above all. The promise is human judgment, advertiser-free — AI just removes the drudgery that gets in its way.</w:t>
       </w:r>
     </w:p>
     <w:p>
@@ -6633,7 +6633,7 @@
           <w:i w:val="0"/>
           <w:sz w:val="22"/>
         </w:rPr>
-        <w:t xml:space="preserve"> No single feature is defensible alone, but stacked together — an owned email list, advertiser-free trust, a voice AI can't replicate, an events-and-community network, and years of local relationships — they become very hard to dislodge. A new entrant would have to rebuild all five from zero, in a city where Brief Scout is already the trusted name.</w:t>
+        <w:t xml:space="preserve"> No single feature is defensible alone, but stacked together — an owned email list, advertiser-free trust, a voice AI can't replicate, an events-and-community network, and years of local relationships — they become very hard to dislodge. A new entrant would have to rebuild all five from zero, in a city where Brief Scout Media is already the trusted name.</w:t>
       </w:r>
     </w:p>
     <w:p>
@@ -6715,7 +6715,7 @@
           <w:i w:val="0"/>
           <w:sz w:val="22"/>
         </w:rPr>
-        <w:t>Year 1 is a bootstrapped validation year that ends with cash in the bank and all three revenue streams proven — no funding required. AI, kept strictly human-in-the-loop, makes a solo founder produce like a small team and frees time for the defensible work. With a documented, profitable playbook, the founder can then choose growth on their own terms: verticals first (Year 2), a second market only once the model is proven (Year 3+), and outside capital only to accelerate a network — raised from strength, not need. Throughout, the brand wins on the one thing competitors can't buy: the trust of readers who know the Scout works for them.</w:t>
+        <w:t>Year 1 is a bootstrapped validation year that ends with cash in the bank and all three revenue streams proven — no funding required. AI, kept strictly human-in-the-loop, makes a solo founder produce like a small team and frees time for the defensible work. With a documented, profitable playbook, the founder can then choose growth on their own terms: verticals first (Year 2), a second market only once the model is proven (Year 3+), and outside capital only to accelerate a network — raised from strength, not need. Throughout, the brand wins on the one thing competitors can't buy: the trust of readers who know the Insider works for them.</w:t>
       </w:r>
     </w:p>
     <w:sectPr>
